--- a/corpus/synthetic/vml-textbox__008.docx
+++ b/corpus/synthetic/vml-textbox__008.docx
@@ -3,11 +3,33 @@
 <w:document xmlns:w="http://schemas.openxmlformats.org/wordprocessingml/2006/main" xmlns:r="http://schemas.openxmlformats.org/officeDocument/2006/relationships" xmlns:wp="http://schemas.openxmlformats.org/drawingml/2006/wordprocessingDrawing" xmlns:a="http://schemas.openxmlformats.org/drawingml/2006/main" xmlns:pic="http://schemas.openxmlformats.org/drawingml/2006/picture" xmlns:m="http://schemas.openxmlformats.org/officeDocument/2006/math">
   <w:body>
     <w:p>
-      <w:fldSimple w:instr=" PAGE ">
-        <w:r>
-          <w:t>1</w:t>
-        </w:r>
-      </w:fldSimple>
+      <w:r>
+        <w:pict>
+          <v:shape xmlns:v="urn:schemas-microsoft-com:vml" id="s1" type="#_x0000_t202" style="position:absolute;margin-left:380.75pt;margin-top:103.2pt;width:207pt;height:54pt">
+            <v:textbox>
+              <w:txbxContent>
+                <w:p>
+                  <w:r>
+                    <w:fldChar w:fldCharType="begin"/>
+                  </w:r>
+                  <w:r>
+                    <w:instrText xml:space="preserve"> DATE </w:instrText>
+                  </w:r>
+                  <w:r>
+                    <w:fldChar w:fldCharType="separate"/>
+                  </w:r>
+                  <w:r>
+                    <w:t>2022-04-29</w:t>
+                  </w:r>
+                  <w:r>
+                    <w:fldChar w:fldCharType="end"/>
+                  </w:r>
+                </w:p>
+              </w:txbxContent>
+            </v:textbox>
+          </v:shape>
+        </w:pict>
+      </w:r>
     </w:p>
     <w:sectPr>
       <w:pgSz w:w="11906" w:h="16838"/>
